--- a/Avances_Proyecto/Reporte_gpt_máquina usada para el proyecto.docx
+++ b/Avances_Proyecto/Reporte_gpt_máquina usada para el proyecto.docx
@@ -4,6 +4,20 @@
   <w:body>
     <w:p>
       <w:r>
+        <w:t xml:space="preserve">Reporte hecho por </w:t>
+      </w:r>
+      <w:proofErr w:type="spellStart"/>
+      <w:r>
+        <w:t>ChatGPT</w:t>
+      </w:r>
+      <w:proofErr w:type="spellEnd"/>
+      <w:r>
+        <w:t xml:space="preserve"> sobre la información relevante de la máquina utilizada para correr los programas y pruebas:</w:t>
+      </w:r>
+    </w:p>
+    <w:p/>
+    <w:p>
+      <w:r>
         <w:t xml:space="preserve">Perfecto — este es un </w:t>
       </w:r>
       <w:r>
@@ -34,7 +48,7 @@
     <w:p>
       <w:r>
         <w:pict w14:anchorId="145597F5">
-          <v:rect id="_x0000_i1097" style="width:0;height:1.5pt" o:hralign="center" o:hrstd="t" o:hr="t" fillcolor="#a0a0a0" stroked="f"/>
+          <v:rect id="_x0000_i1025" style="width:0;height:1.5pt" o:hralign="center" o:hrstd="t" o:hr="t" fillcolor="#a0a0a0" stroked="f"/>
         </w:pict>
       </w:r>
     </w:p>
@@ -204,7 +218,7 @@
     <w:p>
       <w:r>
         <w:pict w14:anchorId="32B34A6D">
-          <v:rect id="_x0000_i1098" style="width:0;height:1.5pt" o:hralign="center" o:hrstd="t" o:hr="t" fillcolor="#a0a0a0" stroked="f"/>
+          <v:rect id="_x0000_i1026" style="width:0;height:1.5pt" o:hralign="center" o:hrstd="t" o:hr="t" fillcolor="#a0a0a0" stroked="f"/>
         </w:pict>
       </w:r>
     </w:p>
@@ -443,6 +457,7 @@
         </w:numPr>
       </w:pPr>
       <w:r>
+        <w:lastRenderedPageBreak/>
         <w:t xml:space="preserve">AVX-512 </w:t>
       </w:r>
       <w:r>
@@ -480,7 +495,6 @@
         </w:numPr>
       </w:pPr>
       <w:r>
-        <w:lastRenderedPageBreak/>
         <w:t xml:space="preserve">FMA, F16C, BMI1/2 </w:t>
       </w:r>
       <w:r>
@@ -552,7 +566,7 @@
     <w:p>
       <w:r>
         <w:pict w14:anchorId="233B08D2">
-          <v:rect id="_x0000_i1099" style="width:0;height:1.5pt" o:hralign="center" o:hrstd="t" o:hr="t" fillcolor="#a0a0a0" stroked="f"/>
+          <v:rect id="_x0000_i1027" style="width:0;height:1.5pt" o:hralign="center" o:hrstd="t" o:hr="t" fillcolor="#a0a0a0" stroked="f"/>
         </w:pict>
       </w:r>
     </w:p>
@@ -631,7 +645,7 @@
     <w:p>
       <w:r>
         <w:pict w14:anchorId="2ACE363C">
-          <v:rect id="_x0000_i1100" style="width:0;height:1.5pt" o:hralign="center" o:hrstd="t" o:hr="t" fillcolor="#a0a0a0" stroked="f"/>
+          <v:rect id="_x0000_i1028" style="width:0;height:1.5pt" o:hralign="center" o:hrstd="t" o:hr="t" fillcolor="#a0a0a0" stroked="f"/>
         </w:pict>
       </w:r>
     </w:p>
@@ -763,7 +777,7 @@
     <w:p>
       <w:r>
         <w:pict w14:anchorId="44035C63">
-          <v:rect id="_x0000_i1101" style="width:0;height:1.5pt" o:hralign="center" o:hrstd="t" o:hr="t" fillcolor="#a0a0a0" stroked="f"/>
+          <v:rect id="_x0000_i1029" style="width:0;height:1.5pt" o:hralign="center" o:hrstd="t" o:hr="t" fillcolor="#a0a0a0" stroked="f"/>
         </w:pict>
       </w:r>
     </w:p>
@@ -873,7 +887,7 @@
     <w:p>
       <w:r>
         <w:pict w14:anchorId="4FFC0B78">
-          <v:rect id="_x0000_i1102" style="width:0;height:1.5pt" o:hralign="center" o:hrstd="t" o:hr="t" fillcolor="#a0a0a0" stroked="f"/>
+          <v:rect id="_x0000_i1030" style="width:0;height:1.5pt" o:hralign="center" o:hrstd="t" o:hr="t" fillcolor="#a0a0a0" stroked="f"/>
         </w:pict>
       </w:r>
     </w:p>
@@ -890,6 +904,7 @@
           <w:b/>
           <w:bCs/>
         </w:rPr>
+        <w:lastRenderedPageBreak/>
         <w:t>🔊</w:t>
       </w:r>
       <w:r>
@@ -912,7 +927,6 @@
           <w:b/>
           <w:bCs/>
         </w:rPr>
-        <w:lastRenderedPageBreak/>
         <w:t>Dispositivo principal:</w:t>
       </w:r>
       <w:r>
@@ -958,7 +972,7 @@
     <w:p>
       <w:r>
         <w:pict w14:anchorId="1350DBB4">
-          <v:rect id="_x0000_i1103" style="width:0;height:1.5pt" o:hralign="center" o:hrstd="t" o:hr="t" fillcolor="#a0a0a0" stroked="f"/>
+          <v:rect id="_x0000_i1031" style="width:0;height:1.5pt" o:hralign="center" o:hrstd="t" o:hr="t" fillcolor="#a0a0a0" stroked="f"/>
         </w:pict>
       </w:r>
     </w:p>
@@ -1054,7 +1068,7 @@
     <w:p>
       <w:r>
         <w:pict w14:anchorId="20094B74">
-          <v:rect id="_x0000_i1104" style="width:0;height:1.5pt" o:hralign="center" o:hrstd="t" o:hr="t" fillcolor="#a0a0a0" stroked="f"/>
+          <v:rect id="_x0000_i1032" style="width:0;height:1.5pt" o:hralign="center" o:hrstd="t" o:hr="t" fillcolor="#a0a0a0" stroked="f"/>
         </w:pict>
       </w:r>
     </w:p>
@@ -1212,7 +1226,7 @@
     <w:p>
       <w:r>
         <w:pict w14:anchorId="1FA06A6C">
-          <v:rect id="_x0000_i1105" style="width:0;height:1.5pt" o:hralign="center" o:hrstd="t" o:hr="t" fillcolor="#a0a0a0" stroked="f"/>
+          <v:rect id="_x0000_i1033" style="width:0;height:1.5pt" o:hralign="center" o:hrstd="t" o:hr="t" fillcolor="#a0a0a0" stroked="f"/>
         </w:pict>
       </w:r>
     </w:p>
@@ -1282,7 +1296,7 @@
     <w:p>
       <w:r>
         <w:pict w14:anchorId="681F7D6F">
-          <v:rect id="_x0000_i1106" style="width:0;height:1.5pt" o:hralign="center" o:hrstd="t" o:hr="t" fillcolor="#a0a0a0" stroked="f"/>
+          <v:rect id="_x0000_i1034" style="width:0;height:1.5pt" o:hralign="center" o:hrstd="t" o:hr="t" fillcolor="#a0a0a0" stroked="f"/>
         </w:pict>
       </w:r>
     </w:p>
@@ -1433,6 +1447,7 @@
               <w:rPr>
                 <w:rFonts w:ascii="Segoe UI Emoji" w:hAnsi="Segoe UI Emoji" w:cs="Segoe UI Emoji"/>
               </w:rPr>
+              <w:lastRenderedPageBreak/>
               <w:t>⚙️</w:t>
             </w:r>
             <w:r>
@@ -1468,7 +1483,6 @@
               <w:rPr>
                 <w:rFonts w:ascii="Segoe UI Emoji" w:hAnsi="Segoe UI Emoji" w:cs="Segoe UI Emoji"/>
               </w:rPr>
-              <w:lastRenderedPageBreak/>
               <w:t>🎮</w:t>
             </w:r>
             <w:r>
@@ -1681,7 +1695,7 @@
     <w:p>
       <w:r>
         <w:pict w14:anchorId="1B1C011D">
-          <v:rect id="_x0000_i1107" style="width:0;height:1.5pt" o:hralign="center" o:hrstd="t" o:hr="t" fillcolor="#a0a0a0" stroked="f"/>
+          <v:rect id="_x0000_i1035" style="width:0;height:1.5pt" o:hralign="center" o:hrstd="t" o:hr="t" fillcolor="#a0a0a0" stroked="f"/>
         </w:pict>
       </w:r>
     </w:p>
@@ -3927,6 +3941,7 @@
   <w:style w:type="character" w:default="1" w:styleId="Fuentedeprrafopredeter">
     <w:name w:val="Default Paragraph Font"/>
     <w:uiPriority w:val="1"/>
+    <w:semiHidden/>
     <w:unhideWhenUsed/>
   </w:style>
   <w:style w:type="table" w:default="1" w:styleId="Tablanormal">
